--- a/faza2/ssu/SSU7_Upravljanje_smestaj_i_sobama.docx
+++ b/faza2/ssu/SSU7_Upravljanje_smestaj_i_sobama.docx
@@ -1,6 +1,6 @@
 
 <file path=word/document.xml><?xml version="1.0" encoding="utf-8"?>
-<w:document xmlns:wpc="http://schemas.microsoft.com/office/word/2010/wordprocessingCanvas" xmlns:cx="http://schemas.microsoft.com/office/drawing/2014/chartex" xmlns:cx1="http://schemas.microsoft.com/office/drawing/2015/9/8/chartex" xmlns:cx2="http://schemas.microsoft.com/office/drawing/2015/10/21/chartex" xmlns:cx3="http://schemas.microsoft.com/office/drawing/2016/5/9/chartex" xmlns:cx4="http://schemas.microsoft.com/office/drawing/2016/5/10/chartex" xmlns:cx5="http://schemas.microsoft.com/office/drawing/2016/5/11/chartex" xmlns:cx6="http://schemas.microsoft.com/office/drawing/2016/5/12/chartex" xmlns:cx7="http://schemas.microsoft.com/office/drawing/2016/5/13/chartex" xmlns:cx8="http://schemas.microsoft.com/office/drawing/2016/5/14/chartex" xmlns:mc="http://schemas.openxmlformats.org/markup-compatibility/2006" xmlns:aink="http://schemas.microsoft.com/office/drawing/2016/ink" xmlns:am3d="http://schemas.microsoft.com/office/drawing/2017/model3d" xmlns:o="urn:schemas-microsoft-com:office:office" xmlns:oel="http://schemas.microsoft.com/office/2019/extlst" xmlns:r="http://schemas.openxmlformats.org/officeDocument/2006/relationships" xmlns:m="http://schemas.openxmlformats.org/officeDocument/2006/math" xmlns:v="urn:schemas-microsoft-com:vml" xmlns:wp14="http://schemas.microsoft.com/office/word/2010/wordprocessingDrawing" xmlns:wp="http://schemas.openxmlformats.org/drawingml/2006/wordprocessingDrawing" xmlns:w10="urn:schemas-microsoft-com:office:word" xmlns:w="http://schemas.openxmlformats.org/wordprocessingml/2006/main" xmlns:w14="http://schemas.microsoft.com/office/word/2010/wordml" xmlns:w15="http://schemas.microsoft.com/office/word/2012/wordml" xmlns:w16cex="http://schemas.microsoft.com/office/word/2018/wordml/cex" xmlns:w16cid="http://schemas.microsoft.com/office/word/2016/wordml/cid" xmlns:w16="http://schemas.microsoft.com/office/word/2018/wordml" xmlns:w16du="http://schemas.microsoft.com/office/word/2023/wordml/word16du" xmlns:w16sdtdh="http://schemas.microsoft.com/office/word/2020/wordml/sdtdatahash" xmlns:w16sdtfl="http://schemas.microsoft.com/office/word/2024/wordml/sdtformatlock" xmlns:w16se="http://schemas.microsoft.com/office/word/2015/wordml/symex" xmlns:wpg="http://schemas.microsoft.com/office/word/2010/wordprocessingGroup" xmlns:wpi="http://schemas.microsoft.com/office/word/2010/wordprocessingInk" xmlns:wne="http://schemas.microsoft.com/office/word/2006/wordml" xmlns:wps="http://schemas.microsoft.com/office/word/2010/wordprocessingShape" mc:Ignorable="w14 w15 w16se w16cid w16 w16cex w16sdtdh w16sdtfl w16du wp14">
+<w:document xmlns:wpc="http://schemas.microsoft.com/office/word/2010/wordprocessingCanvas" xmlns:cx="http://schemas.microsoft.com/office/drawing/2014/chartex" xmlns:cx1="http://schemas.microsoft.com/office/drawing/2015/9/8/chartex" xmlns:cx2="http://schemas.microsoft.com/office/drawing/2015/10/21/chartex" xmlns:cx3="http://schemas.microsoft.com/office/drawing/2016/5/9/chartex" xmlns:cx4="http://schemas.microsoft.com/office/drawing/2016/5/10/chartex" xmlns:cx5="http://schemas.microsoft.com/office/drawing/2016/5/11/chartex" xmlns:cx6="http://schemas.microsoft.com/office/drawing/2016/5/12/chartex" xmlns:cx7="http://schemas.microsoft.com/office/drawing/2016/5/13/chartex" xmlns:cx8="http://schemas.microsoft.com/office/drawing/2016/5/14/chartex" xmlns:mc="http://schemas.openxmlformats.org/markup-compatibility/2006" xmlns:aink="http://schemas.microsoft.com/office/drawing/2016/ink" xmlns:am3d="http://schemas.microsoft.com/office/drawing/2017/model3d" xmlns:o="urn:schemas-microsoft-com:office:office" xmlns:r="http://schemas.openxmlformats.org/officeDocument/2006/relationships" xmlns:m="http://schemas.openxmlformats.org/officeDocument/2006/math" xmlns:v="urn:schemas-microsoft-com:vml" xmlns:wp14="http://schemas.microsoft.com/office/word/2010/wordprocessingDrawing" xmlns:wp="http://schemas.openxmlformats.org/drawingml/2006/wordprocessingDrawing" xmlns:w10="urn:schemas-microsoft-com:office:word" xmlns:w="http://schemas.openxmlformats.org/wordprocessingml/2006/main" xmlns:w14="http://schemas.microsoft.com/office/word/2010/wordml" xmlns:w15="http://schemas.microsoft.com/office/word/2012/wordml" xmlns:w16cex="http://schemas.microsoft.com/office/word/2018/wordml/cex" xmlns:w16cid="http://schemas.microsoft.com/office/word/2016/wordml/cid" xmlns:w16="http://schemas.microsoft.com/office/word/2018/wordml" xmlns:w16sdtdh="http://schemas.microsoft.com/office/word/2020/wordml/sdtdatahash" xmlns:w16se="http://schemas.microsoft.com/office/word/2015/wordml/symex" xmlns:wpg="http://schemas.microsoft.com/office/word/2010/wordprocessingGroup" xmlns:wpi="http://schemas.microsoft.com/office/word/2010/wordprocessingInk" xmlns:wne="http://schemas.microsoft.com/office/word/2006/wordml" xmlns:wps="http://schemas.microsoft.com/office/word/2010/wordprocessingShape" mc:Ignorable="w14 w15 w16se w16cid w16 w16cex w16sdtdh wp14">
   <w:body>
     <w:p>
       <w:pPr>
@@ -202,12 +202,93 @@
           </w:p>
         </w:tc>
       </w:tr>
+      <w:tr>
+        <w:tc>
+          <w:tcPr>
+            <w:tcW w:w="2196" w:type="dxa"/>
+          </w:tcPr>
+          <w:p>
+            <w:pPr>
+              <w:rPr>
+                <w:sz w:val="22"/>
+              </w:rPr>
+            </w:pPr>
+            <w:r>
+              <w:rPr>
+                <w:sz w:val="22"/>
+              </w:rPr>
+              <w:t>14.05.2026.</w:t>
+            </w:r>
+          </w:p>
+        </w:tc>
+        <w:tc>
+          <w:tcPr>
+            <w:tcW w:w="2196" w:type="dxa"/>
+          </w:tcPr>
+          <w:p>
+            <w:pPr>
+              <w:rPr>
+                <w:sz w:val="22"/>
+              </w:rPr>
+            </w:pPr>
+            <w:r>
+              <w:rPr>
+                <w:sz w:val="22"/>
+              </w:rPr>
+              <w:t>1.1</w:t>
+            </w:r>
+          </w:p>
+        </w:tc>
+        <w:tc>
+          <w:tcPr>
+            <w:tcW w:w="2196" w:type="dxa"/>
+          </w:tcPr>
+          <w:p>
+            <w:pPr>
+              <w:rPr>
+                <w:sz w:val="22"/>
+              </w:rPr>
+            </w:pPr>
+            <w:r>
+              <w:rPr>
+                <w:sz w:val="22"/>
+              </w:rPr>
+              <w:t>Verzija nakon FR</w:t>
+            </w:r>
+          </w:p>
+        </w:tc>
+        <w:tc>
+          <w:tcPr>
+            <w:tcW w:w="2196" w:type="dxa"/>
+          </w:tcPr>
+          <w:p>
+            <w:pPr>
+              <w:rPr>
+                <w:sz w:val="22"/>
+              </w:rPr>
+            </w:pPr>
+            <w:r>
+              <w:rPr>
+                <w:sz w:val="22"/>
+              </w:rPr>
+              <w:t>Marko Mandić</w:t>
+            </w:r>
+          </w:p>
+        </w:tc>
+      </w:tr>
     </w:tbl>
     <w:p/>
     <w:p>
       <w:pPr>
         <w:pStyle w:val="Heading2"/>
       </w:pPr>
+      <w:r>
+        <w:rPr>
+          <w:rFonts w:ascii="Times New Roman" w:hAnsi="Times New Roman"/>
+          <w:sz w:val="28"/>
+        </w:rPr>
+        <w:t xml:space="preserve">1. </w:t>
+      </w:r>
       <w:r>
         <w:rPr>
           <w:rFonts w:ascii="Times New Roman" w:hAnsi="Times New Roman"/>
@@ -301,6 +382,13 @@
       <w:pPr>
         <w:pStyle w:val="Heading2"/>
       </w:pPr>
+      <w:r>
+        <w:rPr>
+          <w:rFonts w:ascii="Times New Roman" w:hAnsi="Times New Roman"/>
+          <w:sz w:val="28"/>
+        </w:rPr>
+        <w:t xml:space="preserve">2. </w:t>
+      </w:r>
       <w:r>
         <w:rPr>
           <w:rFonts w:ascii="Times New Roman" w:hAnsi="Times New Roman"/>
@@ -406,7 +494,19 @@
         <w:pStyle w:val="ListNumber"/>
       </w:pPr>
       <w:r>
-        <w:t>Sistem validira informacije i upisuje ih u bazu podataka.</w:t>
+        <w:t>Sistem validira informacije</w:t>
+      </w:r>
+      <w:r>
+        <w:t xml:space="preserve"> </w:t>
+      </w:r>
+      <w:r>
+        <w:t>i</w:t>
+      </w:r>
+      <w:r>
+        <w:t xml:space="preserve"> administrator odobrava</w:t>
+      </w:r>
+      <w:r>
+        <w:t xml:space="preserve"> i upisuje ih u bazu podataka.</w:t>
       </w:r>
     </w:p>
     <w:p>
@@ -431,7 +531,17 @@
     <w:p>
       <w:pPr>
         <w:pStyle w:val="ListNumber"/>
+        <w:numPr>
+          <w:ilvl w:val="0"/>
+          <w:numId w:val="0"/>
+        </w:numPr>
       </w:pPr>
+      <w:r>
+        <w:t xml:space="preserve">3. </w:t>
+      </w:r>
+      <w:r>
+        <w:t xml:space="preserve"> </w:t>
+      </w:r>
       <w:r>
         <w:t>Akcije od 1 do 2 su iste kao u scenariju 2.2.1.</w:t>
       </w:r>
@@ -439,6 +549,10 @@
     <w:p>
       <w:pPr>
         <w:pStyle w:val="ListNumber"/>
+        <w:numPr>
+          <w:ilvl w:val="0"/>
+          <w:numId w:val="10"/>
+        </w:numPr>
       </w:pPr>
       <w:r>
         <w:t>Hotelijer ne unese naziv hotela ili drugo obavezno polje.</w:t>
@@ -563,7 +677,7 @@
 </file>
 
 <file path=word/numbering.xml><?xml version="1.0" encoding="utf-8"?>
-<w:numbering xmlns:wpc="http://schemas.microsoft.com/office/word/2010/wordprocessingCanvas" xmlns:cx="http://schemas.microsoft.com/office/drawing/2014/chartex" xmlns:cx1="http://schemas.microsoft.com/office/drawing/2015/9/8/chartex" xmlns:cx2="http://schemas.microsoft.com/office/drawing/2015/10/21/chartex" xmlns:cx3="http://schemas.microsoft.com/office/drawing/2016/5/9/chartex" xmlns:cx4="http://schemas.microsoft.com/office/drawing/2016/5/10/chartex" xmlns:cx5="http://schemas.microsoft.com/office/drawing/2016/5/11/chartex" xmlns:cx6="http://schemas.microsoft.com/office/drawing/2016/5/12/chartex" xmlns:cx7="http://schemas.microsoft.com/office/drawing/2016/5/13/chartex" xmlns:cx8="http://schemas.microsoft.com/office/drawing/2016/5/14/chartex" xmlns:mc="http://schemas.openxmlformats.org/markup-compatibility/2006" xmlns:aink="http://schemas.microsoft.com/office/drawing/2016/ink" xmlns:am3d="http://schemas.microsoft.com/office/drawing/2017/model3d" xmlns:o="urn:schemas-microsoft-com:office:office" xmlns:oel="http://schemas.microsoft.com/office/2019/extlst" xmlns:r="http://schemas.openxmlformats.org/officeDocument/2006/relationships" xmlns:m="http://schemas.openxmlformats.org/officeDocument/2006/math" xmlns:v="urn:schemas-microsoft-com:vml" xmlns:wp14="http://schemas.microsoft.com/office/word/2010/wordprocessingDrawing" xmlns:wp="http://schemas.openxmlformats.org/drawingml/2006/wordprocessingDrawing" xmlns:w10="urn:schemas-microsoft-com:office:word" xmlns:w="http://schemas.openxmlformats.org/wordprocessingml/2006/main" xmlns:w14="http://schemas.microsoft.com/office/word/2010/wordml" xmlns:w15="http://schemas.microsoft.com/office/word/2012/wordml" xmlns:w16cex="http://schemas.microsoft.com/office/word/2018/wordml/cex" xmlns:w16cid="http://schemas.microsoft.com/office/word/2016/wordml/cid" xmlns:w16="http://schemas.microsoft.com/office/word/2018/wordml" xmlns:w16du="http://schemas.microsoft.com/office/word/2023/wordml/word16du" xmlns:w16sdtdh="http://schemas.microsoft.com/office/word/2020/wordml/sdtdatahash" xmlns:w16sdtfl="http://schemas.microsoft.com/office/word/2024/wordml/sdtformatlock" xmlns:w16se="http://schemas.microsoft.com/office/word/2015/wordml/symex" xmlns:wpg="http://schemas.microsoft.com/office/word/2010/wordprocessingGroup" xmlns:wpi="http://schemas.microsoft.com/office/word/2010/wordprocessingInk" xmlns:wne="http://schemas.microsoft.com/office/word/2006/wordml" xmlns:wps="http://schemas.microsoft.com/office/word/2010/wordprocessingShape" mc:Ignorable="w14 w15 w16se w16cid w16 w16cex w16sdtdh w16sdtfl w16du wp14">
+<w:numbering xmlns:wpc="http://schemas.microsoft.com/office/word/2010/wordprocessingCanvas" xmlns:cx="http://schemas.microsoft.com/office/drawing/2014/chartex" xmlns:cx1="http://schemas.microsoft.com/office/drawing/2015/9/8/chartex" xmlns:cx2="http://schemas.microsoft.com/office/drawing/2015/10/21/chartex" xmlns:cx3="http://schemas.microsoft.com/office/drawing/2016/5/9/chartex" xmlns:cx4="http://schemas.microsoft.com/office/drawing/2016/5/10/chartex" xmlns:cx5="http://schemas.microsoft.com/office/drawing/2016/5/11/chartex" xmlns:cx6="http://schemas.microsoft.com/office/drawing/2016/5/12/chartex" xmlns:cx7="http://schemas.microsoft.com/office/drawing/2016/5/13/chartex" xmlns:cx8="http://schemas.microsoft.com/office/drawing/2016/5/14/chartex" xmlns:mc="http://schemas.openxmlformats.org/markup-compatibility/2006" xmlns:aink="http://schemas.microsoft.com/office/drawing/2016/ink" xmlns:am3d="http://schemas.microsoft.com/office/drawing/2017/model3d" xmlns:o="urn:schemas-microsoft-com:office:office" xmlns:r="http://schemas.openxmlformats.org/officeDocument/2006/relationships" xmlns:m="http://schemas.openxmlformats.org/officeDocument/2006/math" xmlns:v="urn:schemas-microsoft-com:vml" xmlns:wp14="http://schemas.microsoft.com/office/word/2010/wordprocessingDrawing" xmlns:wp="http://schemas.openxmlformats.org/drawingml/2006/wordprocessingDrawing" xmlns:w10="urn:schemas-microsoft-com:office:word" xmlns:w="http://schemas.openxmlformats.org/wordprocessingml/2006/main" xmlns:w14="http://schemas.microsoft.com/office/word/2010/wordml" xmlns:w15="http://schemas.microsoft.com/office/word/2012/wordml" xmlns:w16cex="http://schemas.microsoft.com/office/word/2018/wordml/cex" xmlns:w16cid="http://schemas.microsoft.com/office/word/2016/wordml/cid" xmlns:w16="http://schemas.microsoft.com/office/word/2018/wordml" xmlns:w16sdtdh="http://schemas.microsoft.com/office/word/2020/wordml/sdtdatahash" xmlns:w16se="http://schemas.microsoft.com/office/word/2015/wordml/symex" xmlns:wpg="http://schemas.microsoft.com/office/word/2010/wordprocessingGroup" xmlns:wpi="http://schemas.microsoft.com/office/word/2010/wordprocessingInk" xmlns:wne="http://schemas.microsoft.com/office/word/2006/wordml" xmlns:wps="http://schemas.microsoft.com/office/word/2010/wordprocessingShape" mc:Ignorable="w14 w15 w16se w16cid w16 w16cex w16sdtdh wp14">
   <w:abstractNum w:abstractNumId="0" w15:restartNumberingAfterBreak="0">
     <w:nsid w:val="FFFFFF7C"/>
     <w:multiLevelType w:val="singleLevel"/>
@@ -735,38 +849,44 @@
       </w:rPr>
     </w:lvl>
   </w:abstractNum>
-  <w:num w:numId="1" w16cid:durableId="1010914709">
+  <w:num w:numId="1">
     <w:abstractNumId w:val="8"/>
   </w:num>
-  <w:num w:numId="2" w16cid:durableId="1058552627">
+  <w:num w:numId="2">
     <w:abstractNumId w:val="6"/>
   </w:num>
-  <w:num w:numId="3" w16cid:durableId="996491376">
+  <w:num w:numId="3">
     <w:abstractNumId w:val="5"/>
   </w:num>
-  <w:num w:numId="4" w16cid:durableId="236936736">
+  <w:num w:numId="4">
     <w:abstractNumId w:val="4"/>
   </w:num>
-  <w:num w:numId="5" w16cid:durableId="2060203565">
+  <w:num w:numId="5">
     <w:abstractNumId w:val="7"/>
   </w:num>
-  <w:num w:numId="6" w16cid:durableId="919800539">
+  <w:num w:numId="6">
     <w:abstractNumId w:val="3"/>
   </w:num>
-  <w:num w:numId="7" w16cid:durableId="779564543">
+  <w:num w:numId="7">
     <w:abstractNumId w:val="2"/>
   </w:num>
-  <w:num w:numId="8" w16cid:durableId="778767697">
+  <w:num w:numId="8">
     <w:abstractNumId w:val="1"/>
   </w:num>
-  <w:num w:numId="9" w16cid:durableId="603420579">
+  <w:num w:numId="9">
     <w:abstractNumId w:val="0"/>
+  </w:num>
+  <w:num w:numId="10">
+    <w:abstractNumId w:val="7"/>
+    <w:lvlOverride w:ilvl="0">
+      <w:startOverride w:val="4"/>
+    </w:lvlOverride>
   </w:num>
 </w:numbering>
 </file>
 
 <file path=word/styles.xml><?xml version="1.0" encoding="utf-8"?>
-<w:styles xmlns:mc="http://schemas.openxmlformats.org/markup-compatibility/2006" xmlns:r="http://schemas.openxmlformats.org/officeDocument/2006/relationships" xmlns:w="http://schemas.openxmlformats.org/wordprocessingml/2006/main" xmlns:w14="http://schemas.microsoft.com/office/word/2010/wordml" xmlns:w15="http://schemas.microsoft.com/office/word/2012/wordml" xmlns:w16cex="http://schemas.microsoft.com/office/word/2018/wordml/cex" xmlns:w16cid="http://schemas.microsoft.com/office/word/2016/wordml/cid" xmlns:w16="http://schemas.microsoft.com/office/word/2018/wordml" xmlns:w16du="http://schemas.microsoft.com/office/word/2023/wordml/word16du" xmlns:w16sdtdh="http://schemas.microsoft.com/office/word/2020/wordml/sdtdatahash" xmlns:w16sdtfl="http://schemas.microsoft.com/office/word/2024/wordml/sdtformatlock" xmlns:w16se="http://schemas.microsoft.com/office/word/2015/wordml/symex" mc:Ignorable="w14 w15 w16se w16cid w16 w16cex w16sdtdh w16sdtfl w16du">
+<w:styles xmlns:mc="http://schemas.openxmlformats.org/markup-compatibility/2006" xmlns:r="http://schemas.openxmlformats.org/officeDocument/2006/relationships" xmlns:w="http://schemas.openxmlformats.org/wordprocessingml/2006/main" xmlns:w14="http://schemas.microsoft.com/office/word/2010/wordml" xmlns:w15="http://schemas.microsoft.com/office/word/2012/wordml" xmlns:w16cex="http://schemas.microsoft.com/office/word/2018/wordml/cex" xmlns:w16cid="http://schemas.microsoft.com/office/word/2016/wordml/cid" xmlns:w16="http://schemas.microsoft.com/office/word/2018/wordml" xmlns:w16sdtdh="http://schemas.microsoft.com/office/word/2020/wordml/sdtdatahash" xmlns:w16se="http://schemas.microsoft.com/office/word/2015/wordml/symex" mc:Ignorable="w14 w15 w16se w16cid w16 w16cex w16sdtdh">
   <w:docDefaults>
     <w:rPrDefault>
       <w:rPr>
